--- a/DOC/IO/WIN – IO – 8DIAIM-NTCM_CE.docx
+++ b/DOC/IO/WIN – IO – 8DIAIM-NTCM_CE.docx
@@ -2007,7 +2007,6 @@
         </w:rPr>
         <w:tab/>
       </w:r>
-      <w:proofErr w:type="spellStart"/>
       <w:r>
         <w:rPr>
           <w:rFonts w:ascii="Calibri" w:hAnsi="Calibri" w:cs="Calibri"/>
@@ -2016,18 +2015,7 @@
           <w:szCs w:val="28"/>
           <w:lang w:val="en-US"/>
         </w:rPr>
-        <w:t>Logic</w:t>
-      </w:r>
-      <w:proofErr w:type="spellEnd"/>
-      <w:r>
-        <w:rPr>
-          <w:rFonts w:ascii="Calibri" w:hAnsi="Calibri" w:cs="Calibri"/>
-          <w:color w:val="0070C0"/>
-          <w:sz w:val="28"/>
-          <w:szCs w:val="28"/>
-          <w:lang w:val="en-US"/>
-        </w:rPr>
-        <w:t xml:space="preserve"> ‘0’ = &lt;1 VDC, Logic ‘1’ = &gt;3.3 VDC</w:t>
+        <w:t>Logic ‘0’ = &lt;1 VDC, Logic ‘1’ = &gt;3.3 VDC</w:t>
       </w:r>
     </w:p>
     <w:p>
@@ -9969,29 +9957,7 @@
           <w:szCs w:val="28"/>
           <w:shd w:val="clear" w:color="auto" w:fill="FFFFFF"/>
         </w:rPr>
-        <w:t xml:space="preserve"> able to see the current </w:t>
-      </w:r>
-      <w:proofErr w:type="gramStart"/>
-      <w:r>
-        <w:rPr>
-          <w:rFonts w:ascii="Calibri" w:eastAsia="Times New Roman" w:hAnsi="Calibri" w:cs="Calibri"/>
-          <w:color w:val="202124"/>
-          <w:sz w:val="28"/>
-          <w:szCs w:val="28"/>
-          <w:shd w:val="clear" w:color="auto" w:fill="FFFFFF"/>
-        </w:rPr>
-        <w:t>parity</w:t>
-      </w:r>
-      <w:proofErr w:type="gramEnd"/>
-      <w:r>
-        <w:rPr>
-          <w:rFonts w:ascii="Calibri" w:eastAsia="Times New Roman" w:hAnsi="Calibri" w:cs="Calibri"/>
-          <w:color w:val="202124"/>
-          <w:sz w:val="28"/>
-          <w:szCs w:val="28"/>
-          <w:shd w:val="clear" w:color="auto" w:fill="FFFFFF"/>
-        </w:rPr>
-        <w:t xml:space="preserve"> and you</w:t>
+        <w:t xml:space="preserve"> able to see the current parity and you</w:t>
       </w:r>
       <w:r>
         <w:rPr>
@@ -10107,29 +10073,7 @@
           <w:szCs w:val="28"/>
           <w:shd w:val="clear" w:color="auto" w:fill="FFFFFF"/>
         </w:rPr>
-        <w:t xml:space="preserve"> can change it </w:t>
-      </w:r>
-      <w:proofErr w:type="gramStart"/>
-      <w:r>
-        <w:rPr>
-          <w:rFonts w:ascii="Calibri" w:eastAsia="Times New Roman" w:hAnsi="Calibri" w:cs="Calibri"/>
-          <w:color w:val="202124"/>
-          <w:sz w:val="28"/>
-          <w:szCs w:val="28"/>
-          <w:shd w:val="clear" w:color="auto" w:fill="FFFFFF"/>
-        </w:rPr>
-        <w:t>in</w:t>
-      </w:r>
-      <w:proofErr w:type="gramEnd"/>
-      <w:r>
-        <w:rPr>
-          <w:rFonts w:ascii="Calibri" w:eastAsia="Times New Roman" w:hAnsi="Calibri" w:cs="Calibri"/>
-          <w:color w:val="202124"/>
-          <w:sz w:val="28"/>
-          <w:szCs w:val="28"/>
-          <w:shd w:val="clear" w:color="auto" w:fill="FFFFFF"/>
-        </w:rPr>
-        <w:t xml:space="preserve"> register 40026</w:t>
+        <w:t xml:space="preserve"> can change it in register 40026</w:t>
       </w:r>
     </w:p>
     <w:p>
@@ -15007,21 +14951,6 @@
     </w:p>
     <w:p>
       <w:pPr>
-        <w:jc w:val="both"/>
-        <w:rPr>
-          <w:rFonts w:ascii="Calibri" w:hAnsi="Calibri" w:cs="Calibri"/>
-          <w:b/>
-          <w:bCs/>
-          <w:color w:val="000000" w:themeColor="text1"/>
-          <w:sz w:val="32"/>
-          <w:szCs w:val="32"/>
-          <w:u w:val="single"/>
-          <w:lang w:val="en-US"/>
-        </w:rPr>
-      </w:pPr>
-    </w:p>
-    <w:p>
-      <w:pPr>
         <w:rPr>
           <w:rFonts w:ascii="Calibri" w:hAnsi="Calibri" w:cs="Calibri"/>
           <w:b/>
@@ -15042,6 +14971,7 @@
           <w:szCs w:val="28"/>
           <w:lang w:val="en-US"/>
         </w:rPr>
+        <w:lastRenderedPageBreak/>
         <w:t>BAUD RATE DESCRIPTION</w:t>
       </w:r>
     </w:p>
@@ -18525,7 +18455,7 @@
           <w:lang w:val="en-US"/>
         </w:rPr>
         <w:drawing>
-          <wp:inline distT="0" distB="0" distL="0" distR="0" wp14:anchorId="7802156B" wp14:editId="41DB018C">
+          <wp:inline distT="0" distB="0" distL="0" distR="0" wp14:anchorId="7802156B" wp14:editId="13F4BFDC">
             <wp:extent cx="4773244" cy="4709800"/>
             <wp:effectExtent l="0" t="0" r="8890" b="0"/>
             <wp:docPr id="19" name="Picture 19"/>
@@ -20971,6 +20901,7 @@
   <w:style w:type="character" w:default="1" w:styleId="DefaultParagraphFont">
     <w:name w:val="Default Paragraph Font"/>
     <w:uiPriority w:val="1"/>
+    <w:semiHidden/>
     <w:unhideWhenUsed/>
   </w:style>
   <w:style w:type="table" w:default="1" w:styleId="TableNormal">
@@ -21508,6 +21439,7 @@
     <w:rsid w:val="006338BE"/>
     <w:rsid w:val="00636101"/>
     <w:rsid w:val="00677CDD"/>
+    <w:rsid w:val="006A2DA1"/>
     <w:rsid w:val="0075133B"/>
     <w:rsid w:val="00776028"/>
     <w:rsid w:val="007A0A83"/>
@@ -21525,6 +21457,7 @@
     <w:rsid w:val="009A4213"/>
     <w:rsid w:val="00A01986"/>
     <w:rsid w:val="00A433E6"/>
+    <w:rsid w:val="00A50C7F"/>
     <w:rsid w:val="00A76AAA"/>
     <w:rsid w:val="00AB69DC"/>
     <w:rsid w:val="00AC340C"/>
